--- a/templates/template_标题不编号-列表第二行顶格-无首行缩进.docx
+++ b/templates/template_标题不编号-列表第二行顶格-无首行缩进.docx
@@ -53,12 +53,14 @@
       <w:r>
         <w:t>本模板标题</w:t>
       </w:r>
+      <w:proofErr w:type="gramStart"/>
       <w:r>
         <w:rPr>
           <w:rFonts w:hint="eastAsia"/>
         </w:rPr>
         <w:t>不</w:t>
       </w:r>
+      <w:proofErr w:type="gramEnd"/>
       <w:r>
         <w:t>自动编号</w:t>
       </w:r>
@@ -318,7 +320,27 @@
           <w:bCs/>
           <w:lang w:eastAsia="zh-CN"/>
         </w:rPr>
-        <w:t>市场调研与竞品分析：</w:t>
+        <w:t>市场调研</w:t>
+      </w:r>
+      <w:proofErr w:type="gramStart"/>
+      <w:r>
+        <w:rPr>
+          <w:rFonts w:hint="eastAsia"/>
+          <w:b/>
+          <w:bCs/>
+          <w:lang w:eastAsia="zh-CN"/>
+        </w:rPr>
+        <w:t>与竞品分析</w:t>
+      </w:r>
+      <w:proofErr w:type="gramEnd"/>
+      <w:r>
+        <w:rPr>
+          <w:rFonts w:hint="eastAsia"/>
+          <w:b/>
+          <w:bCs/>
+          <w:lang w:eastAsia="zh-CN"/>
+        </w:rPr>
+        <w:t>：</w:t>
       </w:r>
       <w:r>
         <w:rPr>
@@ -378,12 +400,37 @@
         </w:rPr>
         <w:t>技术可行性评估：</w:t>
       </w:r>
-      <w:r>
-        <w:rPr>
-          <w:rFonts w:hint="eastAsia"/>
-          <w:lang w:eastAsia="zh-CN"/>
-        </w:rPr>
-        <w:t>架构师和资深开发工程师将针对需求文档中的核心技术难点进行预研，评估现有技术栈是否能够满足性能要求。</w:t>
+      <w:proofErr w:type="gramStart"/>
+      <w:r>
+        <w:rPr>
+          <w:rFonts w:hint="eastAsia"/>
+          <w:lang w:eastAsia="zh-CN"/>
+        </w:rPr>
+        <w:t>架构师</w:t>
+      </w:r>
+      <w:proofErr w:type="gramEnd"/>
+      <w:r>
+        <w:rPr>
+          <w:rFonts w:hint="eastAsia"/>
+          <w:lang w:eastAsia="zh-CN"/>
+        </w:rPr>
+        <w:t>和资深开发工程师将针对需求文档中的核心技术难点进行预研，评估现有技术</w:t>
+      </w:r>
+      <w:proofErr w:type="gramStart"/>
+      <w:r>
+        <w:rPr>
+          <w:rFonts w:hint="eastAsia"/>
+          <w:lang w:eastAsia="zh-CN"/>
+        </w:rPr>
+        <w:t>栈</w:t>
+      </w:r>
+      <w:proofErr w:type="gramEnd"/>
+      <w:r>
+        <w:rPr>
+          <w:rFonts w:hint="eastAsia"/>
+          <w:lang w:eastAsia="zh-CN"/>
+        </w:rPr>
+        <w:t>是否能够满足性能要求。</w:t>
       </w:r>
     </w:p>
     <w:p>
@@ -413,7 +460,23 @@
           <w:rFonts w:hint="eastAsia"/>
           <w:lang w:eastAsia="zh-CN"/>
         </w:rPr>
-        <w:t>在需求明确后，架构师将开始设计系统的整体框架，包括数据库设计、</w:t>
+        <w:t>在需求明确后，</w:t>
+      </w:r>
+      <w:proofErr w:type="gramStart"/>
+      <w:r>
+        <w:rPr>
+          <w:rFonts w:hint="eastAsia"/>
+          <w:lang w:eastAsia="zh-CN"/>
+        </w:rPr>
+        <w:t>架构师</w:t>
+      </w:r>
+      <w:proofErr w:type="gramEnd"/>
+      <w:r>
+        <w:rPr>
+          <w:rFonts w:hint="eastAsia"/>
+          <w:lang w:eastAsia="zh-CN"/>
+        </w:rPr>
+        <w:t>将开始设计系统的整体框架，包括数据库设计、</w:t>
       </w:r>
       <w:r>
         <w:rPr>
@@ -433,7 +496,23 @@
           <w:rFonts w:hint="eastAsia"/>
           <w:lang w:eastAsia="zh-CN"/>
         </w:rPr>
-        <w:t>接口规范以及微服务拆分方案。</w:t>
+        <w:t>接口规范以及</w:t>
+      </w:r>
+      <w:proofErr w:type="gramStart"/>
+      <w:r>
+        <w:rPr>
+          <w:rFonts w:hint="eastAsia"/>
+          <w:lang w:eastAsia="zh-CN"/>
+        </w:rPr>
+        <w:t>微服务</w:t>
+      </w:r>
+      <w:proofErr w:type="gramEnd"/>
+      <w:r>
+        <w:rPr>
+          <w:rFonts w:hint="eastAsia"/>
+          <w:lang w:eastAsia="zh-CN"/>
+        </w:rPr>
+        <w:t>拆分方案。</w:t>
       </w:r>
     </w:p>
     <w:p>
@@ -496,7 +575,27 @@
           <w:bCs/>
           <w:lang w:eastAsia="zh-CN"/>
         </w:rPr>
-        <w:t>市场调研与竞品分析：</w:t>
+        <w:t>市场调研</w:t>
+      </w:r>
+      <w:proofErr w:type="gramStart"/>
+      <w:r>
+        <w:rPr>
+          <w:rFonts w:hint="eastAsia"/>
+          <w:b/>
+          <w:bCs/>
+          <w:lang w:eastAsia="zh-CN"/>
+        </w:rPr>
+        <w:t>与竞品分析</w:t>
+      </w:r>
+      <w:proofErr w:type="gramEnd"/>
+      <w:r>
+        <w:rPr>
+          <w:rFonts w:hint="eastAsia"/>
+          <w:b/>
+          <w:bCs/>
+          <w:lang w:eastAsia="zh-CN"/>
+        </w:rPr>
+        <w:t>：</w:t>
       </w:r>
       <w:r>
         <w:rPr>
@@ -556,12 +655,37 @@
         </w:rPr>
         <w:t>技术可行性评估：</w:t>
       </w:r>
-      <w:r>
-        <w:rPr>
-          <w:rFonts w:hint="eastAsia"/>
-          <w:lang w:eastAsia="zh-CN"/>
-        </w:rPr>
-        <w:t>架构师和资深开发工程师将针对需求文档中的核心技术难点进行预研，评估现有技术栈是否能够满足性能要求。</w:t>
+      <w:proofErr w:type="gramStart"/>
+      <w:r>
+        <w:rPr>
+          <w:rFonts w:hint="eastAsia"/>
+          <w:lang w:eastAsia="zh-CN"/>
+        </w:rPr>
+        <w:t>架构师</w:t>
+      </w:r>
+      <w:proofErr w:type="gramEnd"/>
+      <w:r>
+        <w:rPr>
+          <w:rFonts w:hint="eastAsia"/>
+          <w:lang w:eastAsia="zh-CN"/>
+        </w:rPr>
+        <w:t>和资深开发工程师将针对需求文档中的核心技术难点进行预研，评估现有技术</w:t>
+      </w:r>
+      <w:proofErr w:type="gramStart"/>
+      <w:r>
+        <w:rPr>
+          <w:rFonts w:hint="eastAsia"/>
+          <w:lang w:eastAsia="zh-CN"/>
+        </w:rPr>
+        <w:t>栈</w:t>
+      </w:r>
+      <w:proofErr w:type="gramEnd"/>
+      <w:r>
+        <w:rPr>
+          <w:rFonts w:hint="eastAsia"/>
+          <w:lang w:eastAsia="zh-CN"/>
+        </w:rPr>
+        <w:t>是否能够满足性能要求。</w:t>
       </w:r>
     </w:p>
     <w:p>
@@ -591,7 +715,23 @@
           <w:rFonts w:hint="eastAsia"/>
           <w:lang w:eastAsia="zh-CN"/>
         </w:rPr>
-        <w:t>在需求明确后，架构师将开始设计系统的整体框架，包括数据库设计、</w:t>
+        <w:t>在需求明确后，</w:t>
+      </w:r>
+      <w:proofErr w:type="gramStart"/>
+      <w:r>
+        <w:rPr>
+          <w:rFonts w:hint="eastAsia"/>
+          <w:lang w:eastAsia="zh-CN"/>
+        </w:rPr>
+        <w:t>架构师</w:t>
+      </w:r>
+      <w:proofErr w:type="gramEnd"/>
+      <w:r>
+        <w:rPr>
+          <w:rFonts w:hint="eastAsia"/>
+          <w:lang w:eastAsia="zh-CN"/>
+        </w:rPr>
+        <w:t>将开始设计系统的整体框架，包括数据库设计、</w:t>
       </w:r>
       <w:r>
         <w:rPr>
@@ -611,7 +751,23 @@
           <w:rFonts w:hint="eastAsia"/>
           <w:lang w:eastAsia="zh-CN"/>
         </w:rPr>
-        <w:t>接口规范以及微服务拆分方案。</w:t>
+        <w:t>接口规范以及</w:t>
+      </w:r>
+      <w:proofErr w:type="gramStart"/>
+      <w:r>
+        <w:rPr>
+          <w:rFonts w:hint="eastAsia"/>
+          <w:lang w:eastAsia="zh-CN"/>
+        </w:rPr>
+        <w:t>微服务</w:t>
+      </w:r>
+      <w:proofErr w:type="gramEnd"/>
+      <w:r>
+        <w:rPr>
+          <w:rFonts w:hint="eastAsia"/>
+          <w:lang w:eastAsia="zh-CN"/>
+        </w:rPr>
+        <w:t>拆分方案。</w:t>
       </w:r>
     </w:p>
     <w:bookmarkEnd w:id="16"/>
@@ -642,12 +798,14 @@
           </w:rPr>
           <w:t>Achuan-2</w:t>
         </w:r>
+        <w:proofErr w:type="gramStart"/>
         <w:r>
           <w:rPr>
             <w:rStyle w:val="ae"/>
           </w:rPr>
           <w:t>的博客</w:t>
         </w:r>
+        <w:proofErr w:type="gramEnd"/>
       </w:hyperlink>
     </w:p>
     <w:p>
@@ -763,6 +921,7 @@
         </w:rPr>
         <w:t>(</w:t>
       </w:r>
+      <w:proofErr w:type="gramStart"/>
       <w:r>
         <w:rPr>
           <w:rFonts w:ascii="Consolas" w:eastAsiaTheme="minorEastAsia" w:hAnsi="Consolas"/>
@@ -791,7 +950,29 @@
           <w:shd w:val="clear" w:color="auto" w:fill="auto"/>
           <w:lang w:eastAsia="en-US"/>
         </w:rPr>
-        <w:t>x_min</w:t>
+        <w:t>x</w:t>
+      </w:r>
+      <w:proofErr w:type="gramEnd"/>
+      <w:r>
+        <w:rPr>
+          <w:rFonts w:ascii="Consolas" w:eastAsiaTheme="minorEastAsia" w:hAnsi="Consolas"/>
+          <w:color w:val="19177C"/>
+          <w:sz w:val="22"/>
+          <w:shd w:val="clear" w:color="auto" w:fill="auto"/>
+          <w:lang w:eastAsia="en-US"/>
+        </w:rPr>
+        <w:t>_</w:t>
+      </w:r>
+      <w:proofErr w:type="gramStart"/>
+      <w:r>
+        <w:rPr>
+          <w:rFonts w:ascii="Consolas" w:eastAsiaTheme="minorEastAsia" w:hAnsi="Consolas"/>
+          <w:color w:val="19177C"/>
+          <w:sz w:val="22"/>
+          <w:shd w:val="clear" w:color="auto" w:fill="auto"/>
+          <w:lang w:eastAsia="en-US"/>
+        </w:rPr>
+        <w:t>min</w:t>
       </w:r>
       <w:r>
         <w:rPr>
@@ -811,27 +992,9 @@
           <w:shd w:val="clear" w:color="auto" w:fill="auto"/>
           <w:lang w:eastAsia="en-US"/>
         </w:rPr>
-        <w:t>x_max</w:t>
-      </w:r>
-      <w:r>
-        <w:rPr>
-          <w:rFonts w:ascii="Consolas" w:eastAsiaTheme="minorEastAsia" w:hAnsi="Consolas"/>
-          <w:sz w:val="22"/>
-          <w:shd w:val="clear" w:color="auto" w:fill="auto"/>
-          <w:lang w:eastAsia="en-US"/>
-        </w:rPr>
-        <w:t>)</w:t>
-      </w:r>
-      <w:r>
-        <w:rPr>
-          <w:rFonts w:ascii="Consolas" w:eastAsiaTheme="minorEastAsia" w:hAnsi="Consolas"/>
-          <w:sz w:val="22"/>
-          <w:shd w:val="clear" w:color="auto" w:fill="auto"/>
-          <w:lang w:eastAsia="en-US"/>
-        </w:rPr>
-        <w:br/>
-        <w:t xml:space="preserve">    </w:t>
-      </w:r>
+        <w:t>x</w:t>
+      </w:r>
+      <w:proofErr w:type="gramEnd"/>
       <w:r>
         <w:rPr>
           <w:rFonts w:ascii="Consolas" w:eastAsiaTheme="minorEastAsia" w:hAnsi="Consolas"/>
@@ -840,6 +1003,35 @@
           <w:shd w:val="clear" w:color="auto" w:fill="auto"/>
           <w:lang w:eastAsia="en-US"/>
         </w:rPr>
+        <w:t>_max</w:t>
+      </w:r>
+      <w:r>
+        <w:rPr>
+          <w:rFonts w:ascii="Consolas" w:eastAsiaTheme="minorEastAsia" w:hAnsi="Consolas"/>
+          <w:sz w:val="22"/>
+          <w:shd w:val="clear" w:color="auto" w:fill="auto"/>
+          <w:lang w:eastAsia="en-US"/>
+        </w:rPr>
+        <w:t>)</w:t>
+      </w:r>
+      <w:r>
+        <w:rPr>
+          <w:rFonts w:ascii="Consolas" w:eastAsiaTheme="minorEastAsia" w:hAnsi="Consolas"/>
+          <w:sz w:val="22"/>
+          <w:shd w:val="clear" w:color="auto" w:fill="auto"/>
+          <w:lang w:eastAsia="en-US"/>
+        </w:rPr>
+        <w:br/>
+        <w:t xml:space="preserve">    </w:t>
+      </w:r>
+      <w:r>
+        <w:rPr>
+          <w:rFonts w:ascii="Consolas" w:eastAsiaTheme="minorEastAsia" w:hAnsi="Consolas"/>
+          <w:color w:val="19177C"/>
+          <w:sz w:val="22"/>
+          <w:shd w:val="clear" w:color="auto" w:fill="auto"/>
+          <w:lang w:eastAsia="en-US"/>
+        </w:rPr>
         <w:t>y</w:t>
       </w:r>
       <w:r>
@@ -890,6 +1082,7 @@
         </w:rPr>
         <w:t>(</w:t>
       </w:r>
+      <w:proofErr w:type="gramStart"/>
       <w:r>
         <w:rPr>
           <w:rFonts w:ascii="Consolas" w:eastAsiaTheme="minorEastAsia" w:hAnsi="Consolas"/>
@@ -918,8 +1111,20 @@
           <w:shd w:val="clear" w:color="auto" w:fill="auto"/>
           <w:lang w:eastAsia="en-US"/>
         </w:rPr>
-        <w:t>x_min</w:t>
-      </w:r>
+        <w:t>x</w:t>
+      </w:r>
+      <w:proofErr w:type="gramEnd"/>
+      <w:r>
+        <w:rPr>
+          <w:rFonts w:ascii="Consolas" w:eastAsiaTheme="minorEastAsia" w:hAnsi="Consolas"/>
+          <w:color w:val="19177C"/>
+          <w:sz w:val="22"/>
+          <w:shd w:val="clear" w:color="auto" w:fill="auto"/>
+          <w:lang w:eastAsia="en-US"/>
+        </w:rPr>
+        <w:t>_min</w:t>
+      </w:r>
+      <w:proofErr w:type="gramStart"/>
       <w:r>
         <w:rPr>
           <w:rFonts w:ascii="Consolas" w:eastAsiaTheme="minorEastAsia" w:hAnsi="Consolas"/>
@@ -947,7 +1152,18 @@
           <w:shd w:val="clear" w:color="auto" w:fill="auto"/>
           <w:lang w:eastAsia="en-US"/>
         </w:rPr>
-        <w:t>x_max</w:t>
+        <w:t>x</w:t>
+      </w:r>
+      <w:proofErr w:type="gramEnd"/>
+      <w:r>
+        <w:rPr>
+          <w:rFonts w:ascii="Consolas" w:eastAsiaTheme="minorEastAsia" w:hAnsi="Consolas"/>
+          <w:color w:val="19177C"/>
+          <w:sz w:val="22"/>
+          <w:shd w:val="clear" w:color="auto" w:fill="auto"/>
+          <w:lang w:eastAsia="en-US"/>
+        </w:rPr>
+        <w:t>_max</w:t>
       </w:r>
       <w:r>
         <w:rPr>
@@ -997,11 +1213,19 @@
       <w:r>
         <w:t>行内代码：</w:t>
       </w:r>
+      <w:proofErr w:type="gramStart"/>
       <w:r>
         <w:rPr>
           <w:rStyle w:val="InlineCode"/>
         </w:rPr>
-        <w:t>disp("Hello Matlab")</w:t>
+        <w:t>disp(</w:t>
+      </w:r>
+      <w:proofErr w:type="gramEnd"/>
+      <w:r>
+        <w:rPr>
+          <w:rStyle w:val="InlineCode"/>
+        </w:rPr>
+        <w:t>"Hello Matlab")</w:t>
       </w:r>
       <w:r>
         <w:t>​</w:t>
@@ -2743,6 +2967,7 @@
     <w:basedOn w:val="a"/>
     <w:next w:val="a0"/>
     <w:qFormat/>
+    <w:rsid w:val="00E31E21"/>
     <w:pPr>
       <w:keepNext/>
       <w:keepLines/>
@@ -2753,7 +2978,6 @@
       <w:rFonts w:asciiTheme="majorHAnsi" w:eastAsiaTheme="majorEastAsia" w:hAnsiTheme="majorHAnsi" w:cstheme="majorBidi"/>
       <w:b/>
       <w:bCs/>
-      <w:color w:val="345A8A" w:themeColor="accent1" w:themeShade="B5"/>
       <w:sz w:val="36"/>
       <w:szCs w:val="36"/>
     </w:rPr>
@@ -2992,6 +3216,7 @@
     <w:uiPriority w:val="39"/>
     <w:unhideWhenUsed/>
     <w:qFormat/>
+    <w:rsid w:val="00E31E21"/>
     <w:pPr>
       <w:spacing w:before="240" w:line="259" w:lineRule="auto"/>
       <w:outlineLvl w:val="9"/>
@@ -2999,7 +3224,6 @@
     <w:rPr>
       <w:b w:val="0"/>
       <w:bCs w:val="0"/>
-      <w:color w:val="365F91" w:themeColor="accent1" w:themeShade="BF"/>
     </w:rPr>
   </w:style>
   <w:style w:type="paragraph" w:customStyle="1" w:styleId="SourceCode">
